--- a/thesis/docx/chapter06_binder_panel.docx
+++ b/thesis/docx/chapter06_binder_panel.docx
@@ -1149,19 +1149,25 @@
         <w:t xml:space="preserve"> </w:t>
       </w:r>
       <w:r>
-        <w:t xml:space="preserve">document downstream of it, is computed over every active in the endpoint table rather than over the</w:t>
+        <w:t xml:space="preserve">document downstream of it, was computed over every active in the endpoint table rather than over the</w:t>
       </w:r>
       <w:r>
         <w:t xml:space="preserve"> </w:t>
       </w:r>
       <w:r>
-        <w:t xml:space="preserve">held-out actives its own label claims. The correction belongs here too, because this is the chapter</w:t>
+        <w:t xml:space="preserve">held-out actives its own label claimed. That defect was corrected in the repository on 2026-08-30,</w:t>
       </w:r>
       <w:r>
         <w:t xml:space="preserve"> </w:t>
       </w:r>
       <w:r>
-        <w:t xml:space="preserve">where the panel’s operating behaviour is reported.</w:t>
+        <w:t xml:space="preserve">and the registry now stores the held-out figure on all 47 deployed endpoints. The table below</w:t>
+      </w:r>
+      <w:r>
+        <w:t xml:space="preserve"> </w:t>
+      </w:r>
+      <w:r>
+        <w:t xml:space="preserve">therefore compares what was published before the correction with what is published now.</w:t>
       </w:r>
     </w:p>
     <w:tbl>
@@ -1196,7 +1202,7 @@
               <w:jc w:val="right"/>
             </w:pPr>
             <w:r>
-              <w:t xml:space="preserve">As published</w:t>
+              <w:t xml:space="preserve">As published before 2026-08-30</w:t>
             </w:r>
           </w:p>
         </w:tc>
@@ -1208,7 +1214,7 @@
               <w:jc w:val="right"/>
             </w:pPr>
             <w:r>
-              <w:t xml:space="preserve">Held out only</w:t>
+              <w:t xml:space="preserve">As published now, held out</w:t>
             </w:r>
           </w:p>
         </w:tc>
